--- a/instructions_v1.6.docx
+++ b/instructions_v1.6.docx
@@ -319,7 +319,7 @@
         <w:rPr>
           <w:lang w:val="en-GB"/>
         </w:rPr>
-        <w:t xml:space="preserve"> with a RAM module (CE-151 or larger). The recording holds the program without its REM lines (4893 bytes); with its variables it needs about 5.5 KB of memory, so it does not fit into a PC-1500 or PC-2 without a module.</w:t>
+        <w:t xml:space="preserve"> with a RAM module (CE-151 or larger). The recording holds the program without its REM lines (5043 bytes); with its variables it needs about 5.5 KB of memory, so it does not fit into a PC-1500 or PC-2 without a module.</w:t>
       </w:r>
     </w:p>
     <w:p>
@@ -583,7 +583,7 @@
         <w:rPr>
           <w:lang w:val="en-GB"/>
         </w:rPr>
-        <w:t xml:space="preserve"> while it prepares the places, then its title, then </w:t>
+        <w:t xml:space="preserve"> while it prepares the places, then its title while it plays the opening of J.S. Bach’s Toccata in D minor, then </w:t>
       </w:r>
       <w:r>
         <w:rPr>

--- a/instructions_v1.6.docx
+++ b/instructions_v1.6.docx
@@ -319,7 +319,7 @@
         <w:rPr>
           <w:lang w:val="en-GB"/>
         </w:rPr>
-        <w:t xml:space="preserve"> with a RAM module (CE-151 or larger). The recording holds the program without its REM lines (5043 bytes); with its variables it needs about 5.5 KB of memory, so it does not fit into a PC-1500 or PC-2 without a module.</w:t>
+        <w:t xml:space="preserve"> with a RAM module (CE-151 or larger). The recording holds the program without its REM lines (5082 bytes); with its variables it needs about 5.5 KB of memory, so it does not fit into a PC-1500 or PC-2 without a module.</w:t>
       </w:r>
     </w:p>
     <w:p>
@@ -4169,7 +4169,7 @@
           <w:rFonts w:ascii="Courier New" w:eastAsia="Courier New" w:hAnsi="Courier New" w:cs="Courier New"/>
           <w:lang w:val="en-GB"/>
         </w:rPr>
-        <w:t>=GAME OVER= CC wins</w:t>
+        <w:t xml:space="preserve">GAME OVER  Cathodics win!</w:t>
       </w:r>
       <w:r>
         <w:rPr>
@@ -4207,7 +4207,7 @@
         <w:rPr>
           <w:lang w:val="en-GB"/>
         </w:rPr>
-        <w:t xml:space="preserve"> if you have not conquered any.</w:t>
+        <w:t xml:space="preserve"> if you have not conquered any. Meanwhile the second phrase of Bach’s Toccata plays.</w:t>
       </w:r>
     </w:p>
     <w:p>
@@ -5663,7 +5663,7 @@
           <w:rFonts w:ascii="Courier New" w:eastAsia="Courier New" w:hAnsi="Courier New" w:cs="Courier New"/>
           <w:lang w:val="en-GB"/>
         </w:rPr>
-        <w:t>=GAME OVER= CC wins</w:t>
+        <w:t xml:space="preserve">GAME OVER  Cathodics win!</w:t>
       </w:r>
       <w:r>
         <w:rPr>

--- a/instructions_v1.6.docx
+++ b/instructions_v1.6.docx
@@ -319,7 +319,7 @@
         <w:rPr>
           <w:lang w:val="en-GB"/>
         </w:rPr>
-        <w:t xml:space="preserve"> with a RAM module (CE-151 or larger). The recording holds the program without its REM lines (5082 bytes); with its variables it needs about 5.5 KB of memory, so it does not fit into a PC-1500 or PC-2 without a module.</w:t>
+        <w:t xml:space="preserve"> with a RAM module (CE-151 or larger). The recording holds the program without its REM lines (5139 bytes); with its variables it needs about 5.5 KB of memory, so it does not fit into a PC-1500 or PC-2 without a module.</w:t>
       </w:r>
     </w:p>
     <w:p>
@@ -590,7 +590,7 @@
           <w:rFonts w:ascii="Courier New" w:eastAsia="Courier New" w:hAnsi="Courier New" w:cs="Courier New"/>
           <w:lang w:val="en-GB"/>
         </w:rPr>
-        <w:t>CONQUER THE PLACES 0-9!</w:t>
+        <w:t>CONQUER PLACES OF FAITH</w:t>
       </w:r>
       <w:r>
         <w:rPr>
@@ -2115,7 +2115,7 @@
               <w:jc w:val="right"/>
             </w:pPr>
             <w:r>
-              <w:t>0</w:t>
+              <w:t>5</w:t>
             </w:r>
           </w:p>
         </w:tc>
@@ -2141,7 +2141,7 @@
               <w:jc w:val="right"/>
             </w:pPr>
             <w:r>
-              <w:t>0</w:t>
+              <w:t>400</w:t>
             </w:r>
           </w:p>
         </w:tc>
@@ -3948,7 +3948,23 @@
           <w:rFonts w:ascii="Courier New" w:eastAsia="Courier New" w:hAnsi="Courier New" w:cs="Courier New"/>
           <w:lang w:val="en-GB"/>
         </w:rPr>
-        <w:t>g GOLD r REL c CROS</w:t>
+        <w:t>g GOLD, r RELICS</w:t>
+      </w:r>
+    </w:p>
+    <w:p>
+      <w:pPr>
+        <w:spacing w:after="40"/>
+        <w:ind w:left="567"/>
+        <w:rPr>
+          <w:lang w:val="en-GB"/>
+        </w:rPr>
+      </w:pPr>
+      <w:r>
+        <w:rPr>
+          <w:rFonts w:ascii="Courier New" w:eastAsia="Courier New" w:hAnsi="Courier New" w:cs="Courier New"/>
+          <w:lang w:val="en-GB"/>
+        </w:rPr>
+        <w:t>c INVERTED CROSSES</w:t>
       </w:r>
     </w:p>
     <w:p>
@@ -4005,7 +4021,7 @@
           <w:rFonts w:ascii="Courier New" w:eastAsia="Courier New" w:hAnsi="Courier New" w:cs="Courier New"/>
           <w:lang w:val="en-GB"/>
         </w:rPr>
-        <w:t>barrel of holy water</w:t>
+        <w:t>barrel of Holy Water</w:t>
       </w:r>
       <w:r>
         <w:rPr>
@@ -4169,26 +4185,20 @@
           <w:rFonts w:ascii="Courier New" w:eastAsia="Courier New" w:hAnsi="Courier New" w:cs="Courier New"/>
           <w:lang w:val="en-GB"/>
         </w:rPr>
-        <w:t xml:space="preserve">GAME OVER  Cathodics win!</w:t>
-      </w:r>
-      <w:r>
-        <w:rPr>
-          <w:lang w:val="en-GB"/>
-        </w:rPr>
-        <w:t>.</w:t>
-      </w:r>
-      <w:r>
-        <w:rPr>
-          <w:lang w:val="en-GB"/>
-        </w:rPr>
-        <w:t xml:space="preserve"> Then, two seconds later, it shows </w:t>
+        <w:t>GAME OVER! Cathodics won</w:t>
+      </w:r>
+      <w:r>
+        <w:rPr>
+          <w:lang w:val="en-GB"/>
+        </w:rPr>
+        <w:t xml:space="preserve">. Then, two seconds later, it shows </w:t>
       </w:r>
       <w:r>
         <w:rPr>
           <w:rFonts w:ascii="Courier New" w:eastAsia="Courier New" w:hAnsi="Courier New" w:cs="Courier New"/>
           <w:lang w:val="en-GB"/>
         </w:rPr>
-        <w:t xml:space="preserve">...but you have got...</w:t>
+        <w:t xml:space="preserve"> ..but you have got...</w:t>
       </w:r>
       <w:r>
         <w:rPr>
@@ -4201,7 +4211,7 @@
           <w:rFonts w:ascii="Courier New" w:eastAsia="Courier New" w:hAnsi="Courier New" w:cs="Courier New"/>
           <w:lang w:val="en-GB"/>
         </w:rPr>
-        <w:t xml:space="preserve">satisfaction</w:t>
+        <w:t xml:space="preserve">lesson in humility</w:t>
       </w:r>
       <w:r>
         <w:rPr>
@@ -5418,7 +5428,7 @@
           <w:rFonts w:ascii="Courier New" w:eastAsia="Courier New" w:hAnsi="Courier New" w:cs="Courier New"/>
           <w:lang w:val="en-GB"/>
         </w:rPr>
-        <w:t>ANTICLERICALS</w:t>
+        <w:t>ANTI</w:t>
       </w:r>
       <w:r>
         <w:rPr>
@@ -5631,13 +5641,19 @@
           <w:rFonts w:ascii="Courier New" w:eastAsia="Courier New" w:hAnsi="Courier New" w:cs="Courier New"/>
           <w:lang w:val="en-GB"/>
         </w:rPr>
-        <w:t>YOU WIN THE WAR!</w:t>
+        <w:t>YOU WON WITH CATHODICS!</w:t>
       </w:r>
       <w:r>
         <w:rPr>
           <w:lang w:val="en-GB"/>
         </w:rPr>
         <w:t>.</w:t>
+      </w:r>
+      <w:r>
+        <w:rPr>
+          <w:lang w:val="en-GB"/>
+        </w:rPr>
+        <w:t xml:space="preserve"> After ENTER the whole opening of Bach’s Toccata plays.</w:t>
       </w:r>
     </w:p>
     <w:p>
@@ -5663,7 +5679,7 @@
           <w:rFonts w:ascii="Courier New" w:eastAsia="Courier New" w:hAnsi="Courier New" w:cs="Courier New"/>
           <w:lang w:val="en-GB"/>
         </w:rPr>
-        <w:t xml:space="preserve">GAME OVER  Cathodics win!</w:t>
+        <w:t>GAME OVER! Cathodics won</w:t>
       </w:r>
       <w:r>
         <w:rPr>

--- a/instructions_v1.6.docx
+++ b/instructions_v1.6.docx
@@ -319,7 +319,7 @@
         <w:rPr>
           <w:lang w:val="en-GB"/>
         </w:rPr>
-        <w:t xml:space="preserve"> with a RAM module (CE-151 or larger). The recording holds the program without its REM lines (5139 bytes); with its variables it needs about 5.5 KB of memory, so it does not fit into a PC-1500 or PC-2 without a module.</w:t>
+        <w:t xml:space="preserve"> with a RAM module (CE-151 or larger). The recording holds the program without its REM lines (5103 bytes); with its variables it needs about 5.5 KB of memory, so it does not fit into a PC-1500 or PC-2 without a module.</w:t>
       </w:r>
     </w:p>
     <w:p>
@@ -2089,7 +2089,7 @@
               <w:jc w:val="right"/>
             </w:pPr>
             <w:r>
-              <w:t>5</w:t>
+              <w:t>13</w:t>
             </w:r>
           </w:p>
         </w:tc>
@@ -2228,7 +2228,7 @@
               <w:jc w:val="right"/>
             </w:pPr>
             <w:r>
-              <w:t>14</w:t>
+              <w:t>22</w:t>
             </w:r>
           </w:p>
         </w:tc>
@@ -2367,7 +2367,7 @@
               <w:jc w:val="right"/>
             </w:pPr>
             <w:r>
-              <w:t>25</w:t>
+              <w:t>33</w:t>
             </w:r>
           </w:p>
         </w:tc>
@@ -2506,7 +2506,7 @@
               <w:jc w:val="right"/>
             </w:pPr>
             <w:r>
-              <w:t>42</w:t>
+              <w:t>50</w:t>
             </w:r>
           </w:p>
         </w:tc>
@@ -2645,7 +2645,7 @@
               <w:jc w:val="right"/>
             </w:pPr>
             <w:r>
-              <w:t>67</w:t>
+              <w:t>75</w:t>
             </w:r>
           </w:p>
         </w:tc>
@@ -2784,7 +2784,7 @@
               <w:jc w:val="right"/>
             </w:pPr>
             <w:r>
-              <w:t>107</w:t>
+              <w:t>115</w:t>
             </w:r>
           </w:p>
         </w:tc>
@@ -2923,7 +2923,7 @@
               <w:jc w:val="right"/>
             </w:pPr>
             <w:r>
-              <w:t>174</w:t>
+              <w:t>182</w:t>
             </w:r>
           </w:p>
         </w:tc>
@@ -3065,7 +3065,7 @@
               <w:jc w:val="right"/>
             </w:pPr>
             <w:r>
-              <w:t>572</w:t>
+              <w:t>588</w:t>
             </w:r>
           </w:p>
         </w:tc>
@@ -3209,7 +3209,7 @@
               <w:jc w:val="right"/>
             </w:pPr>
             <w:r>
-              <w:t>960</w:t>
+              <w:t>976</w:t>
             </w:r>
           </w:p>
         </w:tc>
@@ -3368,7 +3368,7 @@
               <w:rPr>
                 <w:color w:val="EE0000"/>
               </w:rPr>
-              <w:t>1630</w:t>
+              <w:t>1646</w:t>
             </w:r>
           </w:p>
         </w:tc>

--- a/instructions_v1.6.docx
+++ b/instructions_v1.6.docx
@@ -319,7 +319,7 @@
         <w:rPr>
           <w:lang w:val="en-GB"/>
         </w:rPr>
-        <w:t xml:space="preserve"> with a RAM module (CE-151 or larger). The recording holds the program without its REM lines (5103 bytes); with its variables it needs about 5.5 KB of memory, so it does not fit into a PC-1500 or PC-2 without a module.</w:t>
+        <w:t xml:space="preserve"> with a RAM module (CE-151 or larger). The recording holds the program without its REM lines (5085 bytes); with its variables it needs about 5.5 KB of memory, so it does not fit into a PC-1500 or PC-2 without a module.</w:t>
       </w:r>
     </w:p>
     <w:p>
@@ -3932,7 +3932,7 @@
         <w:rPr>
           <w:lang w:val="en-GB"/>
         </w:rPr>
-        <w:t>. Press ENTER after each of these screens:</w:t>
+        <w:t>. The next screens follow by themselves, about 1.5 seconds each:</w:t>
       </w:r>
     </w:p>
     <w:p>
@@ -3964,7 +3964,7 @@
           <w:rFonts w:ascii="Courier New" w:eastAsia="Courier New" w:hAnsi="Courier New" w:cs="Courier New"/>
           <w:lang w:val="en-GB"/>
         </w:rPr>
-        <w:t>c INVERTED CROSSES</w:t>
+        <w:t>c CROSSES</w:t>
       </w:r>
     </w:p>
     <w:p>
@@ -4014,7 +4014,7 @@
         <w:rPr>
           <w:lang w:val="en-GB"/>
         </w:rPr>
-        <w:t xml:space="preserve">Shown for two seconds, then the treasure of the place, e.g. </w:t>
+        <w:t xml:space="preserve">Then the treasure of the place, e.g. </w:t>
       </w:r>
       <w:r>
         <w:rPr>
@@ -4152,7 +4152,7 @@
         <w:rPr>
           <w:lang w:val="en-GB"/>
         </w:rPr>
-        <w:t xml:space="preserve"> appears with your losses. The CC also takes some of your gold and relics: </w:t>
+        <w:t xml:space="preserve"> appears, then your losses; these screens change by themselves, about 1.5 seconds each. The CC also takes some of your gold and relics: </w:t>
       </w:r>
       <w:r>
         <w:rPr>
@@ -5641,7 +5641,7 @@
           <w:rFonts w:ascii="Courier New" w:eastAsia="Courier New" w:hAnsi="Courier New" w:cs="Courier New"/>
           <w:lang w:val="en-GB"/>
         </w:rPr>
-        <w:t>YOU WON WITH CATHODICS!</w:t>
+        <w:t>YOU BEAT THE CATHODICS!</w:t>
       </w:r>
       <w:r>
         <w:rPr>

--- a/instructions_v1.6.docx
+++ b/instructions_v1.6.docx
@@ -319,7 +319,7 @@
         <w:rPr>
           <w:lang w:val="en-GB"/>
         </w:rPr>
-        <w:t xml:space="preserve"> with a RAM module (CE-151 or larger). The recording holds the program without its REM lines (5085 bytes); with its variables it needs about 5.5 KB of memory, so it does not fit into a PC-1500 or PC-2 without a module.</w:t>
+        <w:t xml:space="preserve"> with a RAM module (CE-151 or larger). The recording holds the program without its REM lines (5107 bytes); with its variables it needs about 5.5 KB of memory, so it does not fit into a PC-1500 or PC-2 without a module.</w:t>
       </w:r>
     </w:p>
     <w:p>
@@ -3858,13 +3858,13 @@
           <w:rFonts w:ascii="Courier New" w:eastAsia="Courier New" w:hAnsi="Courier New" w:cs="Courier New"/>
           <w:lang w:val="en-GB"/>
         </w:rPr>
-        <w:t>ROUND r: CC m YOU p</w:t>
-      </w:r>
-      <w:r>
-        <w:rPr>
-          <w:lang w:val="en-GB"/>
-        </w:rPr>
-        <w:t>: the round, the militants left and your people left.</w:t>
+        <w:t>ROUNDr: CC m vs YOU p</w:t>
+      </w:r>
+      <w:r>
+        <w:rPr>
+          <w:lang w:val="en-GB"/>
+        </w:rPr>
+        <w:t>: the number of the round, the militants still alive after your strike and your people still alive after theirs.</w:t>
       </w:r>
     </w:p>
     <w:p>
@@ -4211,7 +4211,7 @@
           <w:rFonts w:ascii="Courier New" w:eastAsia="Courier New" w:hAnsi="Courier New" w:cs="Courier New"/>
           <w:lang w:val="en-GB"/>
         </w:rPr>
-        <w:t xml:space="preserve">lesson in humility</w:t>
+        <w:t xml:space="preserve">lesson in humility..</w:t>
       </w:r>
       <w:r>
         <w:rPr>

--- a/instructions_v1.6.docx
+++ b/instructions_v1.6.docx
@@ -319,7 +319,7 @@
         <w:rPr>
           <w:lang w:val="en-GB"/>
         </w:rPr>
-        <w:t xml:space="preserve"> with a RAM module (CE-151 or larger). The recording holds the program without its REM lines (5107 bytes); with its variables it needs about 5.5 KB of memory, so it does not fit into a PC-1500 or PC-2 without a module.</w:t>
+        <w:t xml:space="preserve"> with a RAM module (CE-151 or larger). The recording holds the program without its REM lines (5200 bytes); with its variables it needs about 5.8 KB of memory, so it does not fit into a PC-1500 or PC-2 without a module.</w:t>
       </w:r>
     </w:p>
     <w:p>
@@ -1051,7 +1051,7 @@
         <w:rPr>
           <w:lang w:val="en-GB"/>
         </w:rPr>
-        <w:t>Other keys are ignored. Numbers (“HOW MANY…?”) are typed and confirmed with ENTER. A wrong number gives a beep and the question again.</w:t>
+        <w:t>Other keys are ignored. Numbers (“HOW MANY…?”, and when buying the number after the price) are typed and confirmed with ENTER. A wrong number gives a beep and the question again.</w:t>
       </w:r>
     </w:p>
     <w:p>
@@ -4759,26 +4759,26 @@
           <w:rFonts w:ascii="Courier New" w:eastAsia="Courier New" w:hAnsi="Courier New" w:cs="Courier New"/>
           <w:lang w:val="en-GB"/>
         </w:rPr>
-        <w:t>PRICE 25 (MAX 40)</w:t>
-      </w:r>
-      <w:r>
-        <w:rPr>
-          <w:lang w:val="en-GB"/>
-        </w:rPr>
-        <w:t xml:space="preserve">, and asks </w:t>
+        <w:t>PRICE 25 (MAX 40) ?</w:t>
+      </w:r>
+      <w:r>
+        <w:rPr>
+          <w:lang w:val="en-GB"/>
+        </w:rPr>
+        <w:t xml:space="preserve">. Type the number on the same line, right after the question mark, e.g. </w:t>
       </w:r>
       <w:r>
         <w:rPr>
           <w:rFonts w:ascii="Courier New" w:eastAsia="Courier New" w:hAnsi="Courier New" w:cs="Courier New"/>
           <w:lang w:val="en-GB"/>
         </w:rPr>
-        <w:t>HOW MANY?</w:t>
-      </w:r>
-      <w:r>
-        <w:rPr>
-          <w:lang w:val="en-GB"/>
-        </w:rPr>
-        <w:t>. Then the buy menu comes back: buy something else or press any other key to return to the main menu.</w:t>
+        <w:t>PRICE 25 (MAX 40) ? 12</w:t>
+      </w:r>
+      <w:r>
+        <w:rPr>
+          <w:lang w:val="en-GB"/>
+        </w:rPr>
+        <w:t xml:space="preserve">, and press ENTER (ENTER alone buys nothing). Any key other than a digit wipes the number, so you can type it again; more than you can afford gives a beep and the question again. Then the buy menu comes back: buy something else or press any other key to return to the main menu.</w:t>
       </w:r>
     </w:p>
     <w:p>

--- a/instructions_v1.6.docx
+++ b/instructions_v1.6.docx
@@ -319,7 +319,7 @@
         <w:rPr>
           <w:lang w:val="en-GB"/>
         </w:rPr>
-        <w:t xml:space="preserve"> with a RAM module (CE-151 or larger). The recording holds the program without its REM lines (5200 bytes); with its variables it needs about 5.8 KB of memory, so it does not fit into a PC-1500 or PC-2 without a module.</w:t>
+        <w:t xml:space="preserve"> with a RAM module (CE-151 or larger). The recording holds the program without its REM lines (5176 bytes); with its variables it needs about 5.8 KB of memory, so it does not fit into a PC-1500 or PC-2 without a module.</w:t>
       </w:r>
     </w:p>
     <w:p>
@@ -1051,7 +1051,7 @@
         <w:rPr>
           <w:lang w:val="en-GB"/>
         </w:rPr>
-        <w:t>Other keys are ignored. Numbers (“HOW MANY…?”, and when buying the number after the price) are typed and confirmed with ENTER. A wrong number gives a beep and the question again.</w:t>
+        <w:t>Other keys are ignored. Numbers (“HOW MANY…?”, and when buying or selling the number after the price) are typed and confirmed with ENTER. A wrong number gives a beep and the question again.</w:t>
       </w:r>
     </w:p>
     <w:p>
@@ -4778,7 +4778,20 @@
         <w:rPr>
           <w:lang w:val="en-GB"/>
         </w:rPr>
-        <w:t xml:space="preserve">, and press ENTER (ENTER alone buys nothing). Any key other than a digit wipes the number, so you can type it again; more than you can afford gives a beep and the question again. Then the buy menu comes back: buy something else or press any other key to return to the main menu.</w:t>
+        <w:t xml:space="preserve">, and press ENTER (ENTER alone buys nothing). Any key other than a digit wipes the number, so you can type it again; more than you can afford gives a beep and the question again. If you cannot afford even one, the game beeps, shows </w:t>
+      </w:r>
+      <w:r>
+        <w:rPr>
+          <w:rFonts w:ascii="Courier New" w:eastAsia="Courier New" w:hAnsi="Courier New" w:cs="Courier New"/>
+          <w:lang w:val="en-GB"/>
+        </w:rPr>
+        <w:t xml:space="preserve">NOT ENOUGH GOLD</w:t>
+      </w:r>
+      <w:r>
+        <w:rPr>
+          <w:lang w:val="en-GB"/>
+        </w:rPr>
+        <w:t xml:space="preserve"> for a second and the buy menu comes back at once. After a purchase the buy menu comes back too: buy something else or press any other key to return to the main menu.</w:t>
       </w:r>
     </w:p>
     <w:p>
@@ -5294,26 +5307,13 @@
           <w:rFonts w:ascii="Courier New" w:eastAsia="Courier New" w:hAnsi="Courier New" w:cs="Courier New"/>
           <w:lang w:val="en-GB"/>
         </w:rPr>
-        <w:t xml:space="preserve">PRICE 400 (MAX 2)</w:t>
-      </w:r>
-      <w:r>
-        <w:rPr>
-          <w:lang w:val="en-GB"/>
-        </w:rPr>
-        <w:t xml:space="preserve">, and asks </w:t>
-      </w:r>
-      <w:r>
-        <w:rPr>
-          <w:rFonts w:ascii="Courier New" w:eastAsia="Courier New" w:hAnsi="Courier New" w:cs="Courier New"/>
-          <w:lang w:val="en-GB"/>
-        </w:rPr>
-        <w:t xml:space="preserve">SELL HOW MANY?</w:t>
-      </w:r>
-      <w:r>
-        <w:rPr>
-          <w:lang w:val="en-GB"/>
-        </w:rPr>
-        <w:t xml:space="preserve"> (0 sells nothing). Then it shows </w:t>
+        <w:t xml:space="preserve">PRICE 400 (MAX 2) ?</w:t>
+      </w:r>
+      <w:r>
+        <w:rPr>
+          <w:lang w:val="en-GB"/>
+        </w:rPr>
+        <w:t xml:space="preserve">. Type the number right after the question mark, as when buying, and press ENTER (ENTER alone sells nothing). Then it shows </w:t>
       </w:r>
       <w:r>
         <w:rPr>

--- a/instructions_v1.6.docx
+++ b/instructions_v1.6.docx
@@ -319,7 +319,7 @@
         <w:rPr>
           <w:lang w:val="en-GB"/>
         </w:rPr>
-        <w:t xml:space="preserve"> with a RAM module (CE-151 or larger). The recording holds the program without its REM lines (5176 bytes); with its variables it needs about 5.8 KB of memory, so it does not fit into a PC-1500 or PC-2 without a module.</w:t>
+        <w:t xml:space="preserve"> with a RAM module (CE-151 or larger). The recording holds the program without its REM lines (5141 bytes); with its variables it needs about 5.8 KB of memory, so it does not fit into a PC-1500 or PC-2 without a module.</w:t>
       </w:r>
     </w:p>
     <w:p>
@@ -3906,33 +3906,7 @@
         <w:rPr>
           <w:lang w:val="en-GB"/>
         </w:rPr>
-        <w:t xml:space="preserve">A triumph melody plays, then </w:t>
-      </w:r>
-      <w:r>
-        <w:rPr>
-          <w:rFonts w:ascii="Courier New" w:eastAsia="Courier New" w:hAnsi="Courier New" w:cs="Courier New"/>
-          <w:lang w:val="en-GB"/>
-        </w:rPr>
-        <w:t>YOU WON!</w:t>
-      </w:r>
-      <w:r>
-        <w:rPr>
-          <w:lang w:val="en-GB"/>
-        </w:rPr>
-        <w:t xml:space="preserve"> and </w:t>
-      </w:r>
-      <w:r>
-        <w:rPr>
-          <w:rFonts w:ascii="Courier New" w:eastAsia="Courier New" w:hAnsi="Courier New" w:cs="Courier New"/>
-          <w:lang w:val="en-GB"/>
-        </w:rPr>
-        <w:t>YOU GOT:</w:t>
-      </w:r>
-      <w:r>
-        <w:rPr>
-          <w:lang w:val="en-GB"/>
-        </w:rPr>
-        <w:t>. The next screens follow by themselves, about 1.5 seconds each:</w:t>
+        <w:t xml:space="preserve">A triumph melody plays while the first screen shows the gold you won; it stays about 1.5 seconds after the melody. The next screens follow by themselves, about 1.5 seconds each:</w:t>
       </w:r>
     </w:p>
     <w:p>
@@ -3948,7 +3922,7 @@
           <w:rFonts w:ascii="Courier New" w:eastAsia="Courier New" w:hAnsi="Courier New" w:cs="Courier New"/>
           <w:lang w:val="en-GB"/>
         </w:rPr>
-        <w:t>g GOLD, r RELICS</w:t>
+        <w:t>YOU WON: g GOLD</w:t>
       </w:r>
     </w:p>
     <w:p>
@@ -3964,7 +3938,7 @@
           <w:rFonts w:ascii="Courier New" w:eastAsia="Courier New" w:hAnsi="Courier New" w:cs="Courier New"/>
           <w:lang w:val="en-GB"/>
         </w:rPr>
-        <w:t>c CROSSES</w:t>
+        <w:t>r RELICS c CROSSES</w:t>
       </w:r>
     </w:p>
     <w:p>

--- a/instructions_v1.6.docx
+++ b/instructions_v1.6.docx
@@ -319,7 +319,7 @@
         <w:rPr>
           <w:lang w:val="en-GB"/>
         </w:rPr>
-        <w:t xml:space="preserve"> with a RAM module (CE-151 or larger). The recording holds the program without its REM lines (5141 bytes); with its variables it needs about 5.8 KB of memory, so it does not fit into a PC-1500 or PC-2 without a module.</w:t>
+        <w:t xml:space="preserve"> with a RAM module (CE-151 or larger). The recording holds the program without its REM lines (5231 bytes); with its variables it needs about 5.8 KB of memory, so it does not fit into a PC-1500 or PC-2 without a module.</w:t>
       </w:r>
     </w:p>
     <w:p>
@@ -3906,7 +3906,20 @@
         <w:rPr>
           <w:lang w:val="en-GB"/>
         </w:rPr>
-        <w:t xml:space="preserve">A triumph melody plays while the first screen shows the gold you won; it stays about 1.5 seconds after the melody. The next screens follow by themselves, about 1.5 seconds each:</w:t>
+        <w:t xml:space="preserve">A triumph melody plays while the first screen shows e.g. </w:t>
+      </w:r>
+      <w:r>
+        <w:rPr>
+          <w:rFonts w:ascii="Courier New" w:eastAsia="Courier New" w:hAnsi="Courier New" w:cs="Courier New"/>
+          <w:lang w:val="en-GB"/>
+        </w:rPr>
+        <w:t>YOU WON! Lourdes IS YOURS</w:t>
+      </w:r>
+      <w:r>
+        <w:rPr>
+          <w:lang w:val="en-GB"/>
+        </w:rPr>
+        <w:t xml:space="preserve">. A longer place name does not fit on the display, so after the melody the line moves to the left until you can read its end. The line stays about 1.5 seconds after the melody, and the next screens follow by themselves, about 1.5 seconds each:</w:t>
       </w:r>
     </w:p>
     <w:p>
@@ -3922,7 +3935,7 @@
           <w:rFonts w:ascii="Courier New" w:eastAsia="Courier New" w:hAnsi="Courier New" w:cs="Courier New"/>
           <w:lang w:val="en-GB"/>
         </w:rPr>
-        <w:t>YOU WON: g GOLD</w:t>
+        <w:t>YOU GOT g GOLD</w:t>
       </w:r>
     </w:p>
     <w:p>

--- a/instructions_v1.6.docx
+++ b/instructions_v1.6.docx
@@ -319,7 +319,7 @@
         <w:rPr>
           <w:lang w:val="en-GB"/>
         </w:rPr>
-        <w:t xml:space="preserve"> with a RAM module (CE-151 or larger). The recording holds the program without its REM lines (5231 bytes); with its variables it needs about 5.8 KB of memory, so it does not fit into a PC-1500 or PC-2 without a module.</w:t>
+        <w:t xml:space="preserve"> with a RAM module (CE-151 or larger). The recording holds the program without its REM lines (5259 bytes); with its variables it needs about 5.8 KB of memory, so it does not fit into a PC-1500 or PC-2 without a module.</w:t>
       </w:r>
     </w:p>
     <w:p>
@@ -3851,20 +3851,72 @@
         <w:rPr>
           <w:lang w:val="en-GB"/>
         </w:rPr>
-        <w:t xml:space="preserve">After each round the game shows </w:t>
+        <w:t xml:space="preserve">On the display, the game first shows </w:t>
       </w:r>
       <w:r>
         <w:rPr>
           <w:rFonts w:ascii="Courier New" w:eastAsia="Courier New" w:hAnsi="Courier New" w:cs="Courier New"/>
           <w:lang w:val="en-GB"/>
         </w:rPr>
-        <w:t>ROUNDr: CC m vs YOU p</w:t>
-      </w:r>
-      <w:r>
-        <w:rPr>
-          <w:lang w:val="en-GB"/>
-        </w:rPr>
-        <w:t>: the number of the round, the militants still alive after your strike and your people still alive after theirs.</w:t>
+        <w:t>ROUND1: CC m vs YOU p</w:t>
+      </w:r>
+      <w:r>
+        <w:rPr>
+          <w:lang w:val="en-GB"/>
+        </w:rPr>
+        <w:t xml:space="preserve"> with both sides at full strength: the militants of the place and all your people. After every strike the next round (</w:t>
+      </w:r>
+      <w:r>
+        <w:rPr>
+          <w:rFonts w:ascii="Courier New" w:eastAsia="Courier New" w:hAnsi="Courier New" w:cs="Courier New"/>
+          <w:lang w:val="en-GB"/>
+        </w:rPr>
+        <w:t>ROUND2</w:t>
+      </w:r>
+      <w:r>
+        <w:rPr>
+          <w:lang w:val="en-GB"/>
+        </w:rPr>
+        <w:t xml:space="preserve">, </w:t>
+      </w:r>
+      <w:r>
+        <w:rPr>
+          <w:rFonts w:ascii="Courier New" w:eastAsia="Courier New" w:hAnsi="Courier New" w:cs="Courier New"/>
+          <w:lang w:val="en-GB"/>
+        </w:rPr>
+        <w:t>ROUND3</w:t>
+      </w:r>
+      <w:r>
+        <w:rPr>
+          <w:lang w:val="en-GB"/>
+        </w:rPr>
+        <w:t xml:space="preserve"> …) shows what is left: the militants still alive after your strike and your people still alive after theirs. The last round shows </w:t>
+      </w:r>
+      <w:r>
+        <w:rPr>
+          <w:rFonts w:ascii="Courier New" w:eastAsia="Courier New" w:hAnsi="Courier New" w:cs="Courier New"/>
+          <w:lang w:val="en-GB"/>
+        </w:rPr>
+        <w:t>CC 0</w:t>
+      </w:r>
+      <w:r>
+        <w:rPr>
+          <w:lang w:val="en-GB"/>
+        </w:rPr>
+        <w:t xml:space="preserve"> when you win or </w:t>
+      </w:r>
+      <w:r>
+        <w:rPr>
+          <w:rFonts w:ascii="Courier New" w:eastAsia="Courier New" w:hAnsi="Courier New" w:cs="Courier New"/>
+          <w:lang w:val="en-GB"/>
+        </w:rPr>
+        <w:t>YOU 0</w:t>
+      </w:r>
+      <w:r>
+        <w:rPr>
+          <w:lang w:val="en-GB"/>
+        </w:rPr>
+        <w:t xml:space="preserve"> when you lose.</w:t>
       </w:r>
     </w:p>
     <w:p>

--- a/instructions_v1.6.docx
+++ b/instructions_v1.6.docx
@@ -319,7 +319,7 @@
         <w:rPr>
           <w:lang w:val="en-GB"/>
         </w:rPr>
-        <w:t xml:space="preserve"> with a RAM module (CE-151 or larger). The recording holds the program without its REM lines (5259 bytes); with its variables it needs about 5.8 KB of memory, so it does not fit into a PC-1500 or PC-2 without a module.</w:t>
+        <w:t xml:space="preserve"> with a RAM module (CE-151 or larger). The recording holds the program without its REM lines (5262 bytes); with its variables it needs about 5.8 KB of memory, so it does not fit into a PC-1500 or PC-2 without a module.</w:t>
       </w:r>
     </w:p>
     <w:p>
@@ -4886,7 +4886,7 @@
         <w:rPr>
           <w:lang w:val="en-GB"/>
         </w:rPr>
-        <w:t xml:space="preserve"> (relics, mercenaries, jihadists) and waits for ENTER. Then it asks </w:t>
+        <w:t xml:space="preserve"> (relics, mercenaries, jihadists) and waits until you press any key. Then it asks </w:t>
       </w:r>
       <w:r>
         <w:rPr>

--- a/instructions_v1.6.docx
+++ b/instructions_v1.6.docx
@@ -319,7 +319,7 @@
         <w:rPr>
           <w:lang w:val="en-GB"/>
         </w:rPr>
-        <w:t xml:space="preserve"> with a RAM module (CE-151 or larger). The recording holds the program without its REM lines (5262 bytes); with its variables it needs about 5.8 KB of memory, so it does not fit into a PC-1500 or PC-2 without a module.</w:t>
+        <w:t xml:space="preserve"> with a RAM module (CE-151 or larger). The recording holds the program without its REM lines (5284 bytes); with its variables it needs about 5.8 KB of memory, so it does not fit into a PC-1500 or PC-2 without a module.</w:t>
       </w:r>
     </w:p>
     <w:p>
@@ -5460,7 +5460,7 @@
         <w:rPr>
           <w:lang w:val="en-GB"/>
         </w:rPr>
-        <w:t xml:space="preserve"> press ENTER to see your people (</w:t>
+        <w:t xml:space="preserve"> the game shows your people (</w:t>
       </w:r>
       <w:r>
         <w:rPr>
@@ -5551,7 +5551,7 @@
         <w:rPr>
           <w:lang w:val="en-GB"/>
         </w:rPr>
-        <w:t>.</w:t>
+        <w:t xml:space="preserve">, one screen at a time. Press any key to see the next screen; after the last one the main menu comes back.</w:t>
       </w:r>
     </w:p>
     <w:p>

--- a/instructions_v1.6.docx
+++ b/instructions_v1.6.docx
@@ -319,7 +319,7 @@
         <w:rPr>
           <w:lang w:val="en-GB"/>
         </w:rPr>
-        <w:t xml:space="preserve"> with a RAM module (CE-151 or larger). The recording holds the program without its REM lines (5284 bytes); with its variables it needs about 5.8 KB of memory, so it does not fit into a PC-1500 or PC-2 without a module.</w:t>
+        <w:t xml:space="preserve"> with a RAM module (CE-151 or larger). The recording holds the program without its REM lines (5353 bytes); with its variables it needs about 5.9 KB of memory, so it does not fit into a PC-1500 or PC-2 without a module.</w:t>
       </w:r>
     </w:p>
     <w:p>
@@ -3615,7 +3615,7 @@
         <w:rPr>
           <w:lang w:val="en-GB"/>
         </w:rPr>
-        <w:t>.</w:t>
+        <w:t xml:space="preserve"> and asks for the place again.</w:t>
       </w:r>
     </w:p>
     <w:p>
@@ -3813,7 +3813,7 @@
         <w:rPr>
           <w:lang w:val="en-GB"/>
         </w:rPr>
-        <w:t>Your side strikes first: the crosses and brimstones you chose and all your jihadists.</w:t>
+        <w:t>Your side strikes first: the crosses and brimstones you chose and all your jihadists. The first strike is the weakest, because the militants are still behind their walls; from the second round on your weapons hit more often.</w:t>
       </w:r>
     </w:p>
     <w:p>
@@ -3916,7 +3916,59 @@
         <w:rPr>
           <w:lang w:val="en-GB"/>
         </w:rPr>
-        <w:t xml:space="preserve"> when you lose.</w:t>
+        <w:t xml:space="preserve"> when you lose. Between </w:t>
+      </w:r>
+      <w:r>
+        <w:rPr>
+          <w:rFonts w:ascii="Courier New" w:eastAsia="Courier New" w:hAnsi="Courier New" w:cs="Courier New"/>
+          <w:lang w:val="en-GB"/>
+        </w:rPr>
+        <w:t>ROUND1</w:t>
+      </w:r>
+      <w:r>
+        <w:rPr>
+          <w:lang w:val="en-GB"/>
+        </w:rPr>
+        <w:t xml:space="preserve"> and </w:t>
+      </w:r>
+      <w:r>
+        <w:rPr>
+          <w:rFonts w:ascii="Courier New" w:eastAsia="Courier New" w:hAnsi="Courier New" w:cs="Courier New"/>
+          <w:lang w:val="en-GB"/>
+        </w:rPr>
+        <w:t>ROUND2</w:t>
+      </w:r>
+      <w:r>
+        <w:rPr>
+          <w:lang w:val="en-GB"/>
+        </w:rPr>
+        <w:t xml:space="preserve"> the game shows </w:t>
+      </w:r>
+      <w:r>
+        <w:rPr>
+          <w:rFonts w:ascii="Courier New" w:eastAsia="Courier New" w:hAnsi="Courier New" w:cs="Courier New"/>
+          <w:lang w:val="en-GB"/>
+        </w:rPr>
+        <w:t>Hurling inv. crosses!</w:t>
+      </w:r>
+      <w:r>
+        <w:rPr>
+          <w:lang w:val="en-GB"/>
+        </w:rPr>
+        <w:t xml:space="preserve"> when you fight with crosses and </w:t>
+      </w:r>
+      <w:r>
+        <w:rPr>
+          <w:rFonts w:ascii="Courier New" w:eastAsia="Courier New" w:hAnsi="Courier New" w:cs="Courier New"/>
+          <w:lang w:val="en-GB"/>
+        </w:rPr>
+        <w:t>Spewing brimstones!</w:t>
+      </w:r>
+      <w:r>
+        <w:rPr>
+          <w:lang w:val="en-GB"/>
+        </w:rPr>
+        <w:t xml:space="preserve"> when you fight with brimstones.</w:t>
       </w:r>
     </w:p>
     <w:p>

--- a/instructions_v1.6.docx
+++ b/instructions_v1.6.docx
@@ -319,7 +319,7 @@
         <w:rPr>
           <w:lang w:val="en-GB"/>
         </w:rPr>
-        <w:t xml:space="preserve"> with a RAM module (CE-151 or larger). The recording holds the program without its REM lines (5353 bytes); with its variables it needs about 5.9 KB of memory, so it does not fit into a PC-1500 or PC-2 without a module.</w:t>
+        <w:t xml:space="preserve"> with a RAM module (CE-151 or larger). The recording holds the program without its REM lines (5361 bytes); with its variables it needs about 5.9 KB of memory, so it does not fit into a PC-1500 or PC-2 without a module.</w:t>
       </w:r>
     </w:p>
     <w:p>

--- a/instructions_v1.6.docx
+++ b/instructions_v1.6.docx
@@ -319,7 +319,7 @@
         <w:rPr>
           <w:lang w:val="en-GB"/>
         </w:rPr>
-        <w:t xml:space="preserve"> with a RAM module (CE-151 or larger). The recording holds the program without its REM lines (5361 bytes); with its variables it needs about 5.9 KB of memory, so it does not fit into a PC-1500 or PC-2 without a module.</w:t>
+        <w:t xml:space="preserve"> with a RAM module (CE-151 or larger). The recording holds the program without its REM lines (5356 bytes); with its variables it needs about 5.9 KB of memory, so it does not fit into a PC-1500 or PC-2 without a module.</w:t>
       </w:r>
     </w:p>
     <w:p>

--- a/instructions_v1.6.docx
+++ b/instructions_v1.6.docx
@@ -319,7 +319,7 @@
         <w:rPr>
           <w:lang w:val="en-GB"/>
         </w:rPr>
-        <w:t xml:space="preserve"> with a RAM module (CE-151 or larger). The recording holds the program without its REM lines (5356 bytes); with its variables it needs about 5.9 KB of memory, so it does not fit into a PC-1500 or PC-2 without a module.</w:t>
+        <w:t xml:space="preserve"> with a RAM module (CE-151 or larger). The recording holds the program without its REM lines (5339 bytes); with its variables it needs about 5.9 KB of memory, so it does not fit into a PC-1500 or PC-2 without a module.</w:t>
       </w:r>
     </w:p>
     <w:p>
@@ -3760,13 +3760,13 @@
           <w:rFonts w:ascii="Courier New" w:eastAsia="Courier New" w:hAnsi="Courier New" w:cs="Courier New"/>
           <w:lang w:val="en-GB"/>
         </w:rPr>
-        <w:t>FIGHT RESULTS</w:t>
-      </w:r>
-      <w:r>
-        <w:rPr>
-          <w:lang w:val="en-GB"/>
-        </w:rPr>
-        <w:t>.</w:t>
+        <w:t>FIGHTING!</w:t>
+      </w:r>
+      <w:r>
+        <w:rPr>
+          <w:lang w:val="en-GB"/>
+        </w:rPr>
+        <w:t xml:space="preserve"> and the rounds begin.</w:t>
       </w:r>
     </w:p>
     <w:p>

--- a/instructions_v1.6.docx
+++ b/instructions_v1.6.docx
@@ -319,7 +319,7 @@
         <w:rPr>
           <w:lang w:val="en-GB"/>
         </w:rPr>
-        <w:t xml:space="preserve"> with a RAM module (CE-151 or larger). The recording holds the program without its REM lines (5339 bytes); with its variables it needs about 5.9 KB of memory, so it does not fit into a PC-1500 or PC-2 without a module.</w:t>
+        <w:t xml:space="preserve"> with a RAM module (CE-151 or larger). The recording holds the program without its REM lines (5448 bytes); with its variables it needs about 5.9 KB of memory, so it does not fit into a PC-1500 or PC-2 without a module.</w:t>
       </w:r>
     </w:p>
     <w:p>
@@ -4188,7 +4188,7 @@
         <w:rPr>
           <w:lang w:val="en-GB"/>
         </w:rPr>
-        <w:t xml:space="preserve">A quarter of the militants of the place join you as mercenaries. The more gold a place gives you, the more new anticlericals may join you, because Cathodic people were outraged by how much gold was stored there.</w:t>
+        <w:t xml:space="preserve">A quarter of the militants of the place join you as mercenaries. The more gold a place gives you, the more new anticlericals join you, because Cathodic people were outraged by how much gold was stored there.</w:t>
       </w:r>
     </w:p>
     <w:p>
@@ -4309,6 +4309,47 @@
           <w:lang w:val="en-GB"/>
         </w:rPr>
         <w:t xml:space="preserve"> if you have not conquered any. Meanwhile the second phrase of Bach’s Toccata plays.</w:t>
+      </w:r>
+    </w:p>
+    <w:p>
+      <w:pPr>
+        <w:pStyle w:val="Nagwek2"/>
+        <w:rPr>
+          <w:lang w:val="en-GB"/>
+        </w:rPr>
+      </w:pPr>
+      <w:r>
+        <w:rPr>
+          <w:lang w:val="en-GB"/>
+        </w:rPr>
+        <w:t>A place breaks free</w:t>
+      </w:r>
+    </w:p>
+    <w:p>
+      <w:pPr>
+        <w:spacing w:after="120"/>
+        <w:rPr>
+          <w:lang w:val="en-GB"/>
+        </w:rPr>
+      </w:pPr>
+      <w:r>
+        <w:rPr>
+          <w:lang w:val="en-GB"/>
+        </w:rPr>
+        <w:t xml:space="preserve">Once you have conquered one of the rich places (7, 8 or 9), the Cathodics start to fight back. From time to time, after a fight, one of your places rises against you, for example </w:t>
+      </w:r>
+      <w:r>
+        <w:rPr>
+          <w:rFonts w:ascii="Courier New" w:eastAsia="Courier New" w:hAnsi="Courier New" w:cs="Courier New"/>
+          <w:lang w:val="en-GB"/>
+        </w:rPr>
+        <w:t>Loreto broke free!</w:t>
+      </w:r>
+      <w:r>
+        <w:rPr>
+          <w:lang w:val="en-GB"/>
+        </w:rPr>
+        <w:t xml:space="preserve"> It is never the place you have just fought for. Its militants, relics and gold are back as at the start of the game, and you can conquer it again. To win the war, all ten places must be yours at the same time.</w:t>
       </w:r>
     </w:p>
     <w:p>

--- a/instructions_v1.6.docx
+++ b/instructions_v1.6.docx
@@ -319,7 +319,7 @@
         <w:rPr>
           <w:lang w:val="en-GB"/>
         </w:rPr>
-        <w:t xml:space="preserve"> with a RAM module (CE-151 or larger). The recording holds the program without its REM lines (5448 bytes); with its variables it needs about 5.9 KB of memory, so it does not fit into a PC-1500 or PC-2 without a module.</w:t>
+        <w:t xml:space="preserve"> with a RAM module (CE-151 or larger). The recording holds the program without its REM lines (5478 bytes); with its variables it needs about 5.9 KB of memory, so it does not fit into a PC-1500 or PC-2 without a module.</w:t>
       </w:r>
     </w:p>
     <w:p>
@@ -4336,7 +4336,7 @@
         <w:rPr>
           <w:lang w:val="en-GB"/>
         </w:rPr>
-        <w:t xml:space="preserve">Once you have conquered one of the rich places (7, 8 or 9), the Cathodics start to fight back. From time to time, after a fight, one of your places rises against you, for example </w:t>
+        <w:t xml:space="preserve">Once you have conquered one of the rich places (7, 8 or 9), the Cathodics start to fight back. From time to time, on the way back to the main menu (after a fight, after shopping and so on), one of your places rises against you: the game shows e.g. </w:t>
       </w:r>
       <w:r>
         <w:rPr>
@@ -4349,7 +4349,7 @@
         <w:rPr>
           <w:lang w:val="en-GB"/>
         </w:rPr>
-        <w:t xml:space="preserve"> It is never the place you have just fought for. Its militants, relics and gold are back as at the start of the game, and you can conquer it again. To win the war, all ten places must be yours at the same time.</w:t>
+        <w:t xml:space="preserve"> while the second phrase of Bach’s Toccata plays, and then the main menu. It is never the place of your last fight. Its militants, relics and gold are back as at the start of the game, and you can conquer it again. To win the war, all ten places must be yours at the same time.</w:t>
       </w:r>
     </w:p>
     <w:p>

--- a/instructions_v1.6.docx
+++ b/instructions_v1.6.docx
@@ -250,7 +250,7 @@
         <w:rPr>
           <w:lang w:val="en-GB"/>
         </w:rPr>
-        <w:t>: they start with twice as many militants, relics and gold. The richest of all is the Vatican (place 9). Every place also hides its own treasure.</w:t>
+        <w:t>: they start with twice as many militants and twice as much gold, but not with twice as many relics, so what one of them gives you is not enough to conquer the next one. The richest of all is the Vatican (place 9). Every place also hides its own treasure.</w:t>
       </w:r>
     </w:p>
     <w:p>
@@ -319,7 +319,7 @@
         <w:rPr>
           <w:lang w:val="en-GB"/>
         </w:rPr>
-        <w:t xml:space="preserve"> with a RAM module (CE-151 or larger). The recording holds the program without its REM lines (5478 bytes); with its variables it needs about 5.9 KB of memory, so it does not fit into a PC-1500 or PC-2 without a module.</w:t>
+        <w:t xml:space="preserve"> with a RAM module (CE-151 or larger). The recording holds the program without its REM lines (5497 bytes); with its variables it needs about 5.9 KB of memory, so it does not fit into a PC-1500 or PC-2 without a module.</w:t>
       </w:r>
     </w:p>
     <w:p>
@@ -483,7 +483,7 @@
         <w:rPr>
           <w:lang w:val="en-GB"/>
         </w:rPr>
-        <w:t>, about 6 minutes). If the program does not load, try again with another volume.</w:t>
+        <w:t>, about 7 minutes). If the program does not load, try again with another volume.</w:t>
       </w:r>
     </w:p>
     <w:p>
@@ -577,7 +577,7 @@
           <w:rFonts w:ascii="Courier New" w:eastAsia="Courier New" w:hAnsi="Courier New" w:cs="Courier New"/>
           <w:lang w:val="en-GB"/>
         </w:rPr>
-        <w:t>Starting...</w:t>
+        <w:t>Starting..</w:t>
       </w:r>
       <w:r>
         <w:rPr>
@@ -590,7 +590,7 @@
           <w:rFonts w:ascii="Courier New" w:eastAsia="Courier New" w:hAnsi="Courier New" w:cs="Courier New"/>
           <w:lang w:val="en-GB"/>
         </w:rPr>
-        <w:t>CONQUER PLACES OF FAITH</w:t>
+        <w:t>CONQUER BASTIONS OF FAITH</w:t>
       </w:r>
       <w:r>
         <w:rPr>
@@ -2254,7 +2254,7 @@
               <w:jc w:val="right"/>
             </w:pPr>
             <w:r>
-              <w:t>3</w:t>
+              <w:t>9</w:t>
             </w:r>
           </w:p>
         </w:tc>
@@ -2393,7 +2393,7 @@
               <w:jc w:val="right"/>
             </w:pPr>
             <w:r>
-              <w:t>6</w:t>
+              <w:t>13</w:t>
             </w:r>
           </w:p>
         </w:tc>
@@ -2532,7 +2532,7 @@
               <w:jc w:val="right"/>
             </w:pPr>
             <w:r>
-              <w:t>9</w:t>
+              <w:t>17</w:t>
             </w:r>
           </w:p>
         </w:tc>
@@ -2671,7 +2671,7 @@
               <w:jc w:val="right"/>
             </w:pPr>
             <w:r>
-              <w:t>12</w:t>
+              <w:t>21</w:t>
             </w:r>
           </w:p>
         </w:tc>
@@ -2810,7 +2810,7 @@
               <w:jc w:val="right"/>
             </w:pPr>
             <w:r>
-              <w:t>15</w:t>
+              <w:t>25</w:t>
             </w:r>
           </w:p>
         </w:tc>
@@ -2949,7 +2949,7 @@
               <w:jc w:val="right"/>
             </w:pPr>
             <w:r>
-              <w:t>18</w:t>
+              <w:t>29</w:t>
             </w:r>
           </w:p>
         </w:tc>
@@ -3092,7 +3092,7 @@
               <w:jc w:val="right"/>
             </w:pPr>
             <w:r>
-              <w:t>42</w:t>
+              <w:t>33</w:t>
             </w:r>
           </w:p>
         </w:tc>
@@ -3236,7 +3236,7 @@
               <w:jc w:val="right"/>
             </w:pPr>
             <w:r>
-              <w:t>48</w:t>
+              <w:t>37</w:t>
             </w:r>
           </w:p>
         </w:tc>
@@ -3400,7 +3400,7 @@
               <w:rPr>
                 <w:color w:val="EE0000"/>
               </w:rPr>
-              <w:t>54</w:t>
+              <w:t>41</w:t>
             </w:r>
           </w:p>
         </w:tc>
@@ -3583,7 +3583,7 @@
           <w:rFonts w:ascii="Courier New" w:eastAsia="Courier New" w:hAnsi="Courier New" w:cs="Courier New"/>
           <w:lang w:val="en-GB"/>
         </w:rPr>
-        <w:t>42 MILITANTS</w:t>
+        <w:t>50 MILITANTS</w:t>
       </w:r>
       <w:r>
         <w:rPr>
@@ -3596,7 +3596,7 @@
           <w:rFonts w:ascii="Courier New" w:eastAsia="Courier New" w:hAnsi="Courier New" w:cs="Courier New"/>
           <w:lang w:val="en-GB"/>
         </w:rPr>
-        <w:t>9 RELICS, 900 GOLD</w:t>
+        <w:t>17 RELICS, 900 GOLD</w:t>
       </w:r>
       <w:r>
         <w:rPr>
@@ -3753,7 +3753,7 @@
         <w:rPr>
           <w:lang w:val="en-GB"/>
         </w:rPr>
-        <w:t xml:space="preserve">Your army and the militants march twice from both sides of the display; each time they meet, the game beeps. Then it shows </w:t>
+        <w:t xml:space="preserve">Your army and the militants march twice from both sides of the display; each time they meet, the game beeps. Then </w:t>
       </w:r>
       <w:r>
         <w:rPr>
@@ -3766,7 +3766,7 @@
         <w:rPr>
           <w:lang w:val="en-GB"/>
         </w:rPr>
-        <w:t xml:space="preserve"> and the rounds begin.</w:t>
+        <w:t xml:space="preserve"> appears in the middle of the display and the rounds begin.</w:t>
       </w:r>
     </w:p>
     <w:p>
@@ -4228,12 +4228,6 @@
       </w:pPr>
       <w:r>
         <w:rPr>
-          <w:lang w:val="en-GB"/>
-        </w:rPr>
-        <w:t xml:space="preserve">A falling melody plays and </w:t>
-      </w:r>
-      <w:r>
-        <w:rPr>
           <w:rFonts w:ascii="Courier New" w:eastAsia="Courier New" w:hAnsi="Courier New" w:cs="Courier New"/>
           <w:lang w:val="en-GB"/>
         </w:rPr>
@@ -4243,7 +4237,7 @@
         <w:rPr>
           <w:lang w:val="en-GB"/>
         </w:rPr>
-        <w:t xml:space="preserve"> appears, then your losses; these screens change by themselves, about 1.5 seconds each. The CC also takes some of your gold and relics: </w:t>
+        <w:t xml:space="preserve"> appears in the middle of the display while a falling melody plays, and then it blinks three times. Your losses follow; these screens change by themselves, about 1.5 seconds each. The CC also takes some of your gold and relics: </w:t>
       </w:r>
       <w:r>
         <w:rPr>
@@ -4349,7 +4343,7 @@
         <w:rPr>
           <w:lang w:val="en-GB"/>
         </w:rPr>
-        <w:t xml:space="preserve"> while the second phrase of Bach’s Toccata plays, and then the main menu. It is never the place of your last fight. Its militants, relics and gold are back as at the start of the game, and you can conquer it again. To win the war, all ten places must be yours at the same time.</w:t>
+        <w:t xml:space="preserve"> while the second phrase of Bach’s Toccata plays; then the message blinks three times and the main menu comes back. It is never the place of your last fight. Its militants, relics and gold are back as at the start of the game, and you can conquer it again. To win the war, all ten places must be yours at the same time.</w:t>
       </w:r>
     </w:p>
     <w:p>
@@ -5882,7 +5876,7 @@
         <w:rPr>
           <w:lang w:val="en-GB"/>
         </w:rPr>
-        <w:t>Save gold for the richest places 7, 8 and 9: each of them is a big step up.</w:t>
+        <w:t>Save gold and relics from the first places for the rich places 7, 8 and 9: each of them is a big step up, and what one of them gives you is not enough for the next one. If you use up all your gold in every fight, you will not get through Weltenburg and the Vatican.</w:t>
       </w:r>
     </w:p>
     <w:p>

--- a/instructions_v1.6.docx
+++ b/instructions_v1.6.docx
@@ -319,7 +319,7 @@
         <w:rPr>
           <w:lang w:val="en-GB"/>
         </w:rPr>
-        <w:t xml:space="preserve"> with a RAM module (CE-151 or larger). The recording holds the program without its REM lines (5497 bytes); with its variables it needs about 5.9 KB of memory, so it does not fit into a PC-1500 or PC-2 without a module.</w:t>
+        <w:t xml:space="preserve"> with a RAM module (CE-151 or larger). The recording holds the program without its REM lines (5537 bytes); with its variables it needs about 5.9 KB of memory, so it does not fit into a PC-1500 or PC-2 without a module.</w:t>
       </w:r>
     </w:p>
     <w:p>
@@ -1234,7 +1234,7 @@
               <w:jc w:val="right"/>
             </w:pPr>
             <w:r>
-              <w:t>5</w:t>
+              <w:t>10</w:t>
             </w:r>
           </w:p>
         </w:tc>
@@ -1296,7 +1296,7 @@
               <w:jc w:val="right"/>
             </w:pPr>
             <w:r>
-              <w:t>2</w:t>
+              <w:t>5</w:t>
             </w:r>
           </w:p>
         </w:tc>
@@ -3753,7 +3753,7 @@
         <w:rPr>
           <w:lang w:val="en-GB"/>
         </w:rPr>
-        <w:t xml:space="preserve">Your army and the militants march twice from both sides of the display; each time they meet, the game beeps. Then </w:t>
+        <w:t xml:space="preserve">First </w:t>
       </w:r>
       <w:r>
         <w:rPr>
@@ -3766,7 +3766,7 @@
         <w:rPr>
           <w:lang w:val="en-GB"/>
         </w:rPr>
-        <w:t xml:space="preserve"> appears in the middle of the display and the rounds begin.</w:t>
+        <w:t xml:space="preserve"> appears in the middle of the display; then your army and the militants march twice from both sides of the display, and each time they meet, the game beeps. Then the rounds begin.</w:t>
       </w:r>
     </w:p>
     <w:p>
@@ -3813,7 +3813,7 @@
         <w:rPr>
           <w:lang w:val="en-GB"/>
         </w:rPr>
-        <w:t>Your side strikes first: the crosses and brimstones you chose and all your jihadists. The first strike is the weakest, because the militants are still behind their walls; from the second round on your weapons hit more often.</w:t>
+        <w:t>Your side strikes first: the crosses and brimstones you chose and all your jihadists. The first strike is the weakest, because the militants are still behind their walls; from the second round on your weapons hit more often. However many weapons you take, at most a third of the militants the place had at the start of the fight fall in one strike: the others take cover. So the militants are eliminated step by step, in three strikes or more.</w:t>
       </w:r>
     </w:p>
     <w:p>
@@ -4330,7 +4330,7 @@
         <w:rPr>
           <w:lang w:val="en-GB"/>
         </w:rPr>
-        <w:t xml:space="preserve">Once you have conquered one of the rich places (7, 8 or 9), the Cathodics start to fight back. From time to time, on the way back to the main menu (after a fight, after shopping and so on), one of your places rises against you: the game shows e.g. </w:t>
+        <w:t xml:space="preserve">Once you have conquered Avila (place 5) or a higher place, the Cathodics start to fight back. From time to time, on the way back to the main menu (after a fight, after shopping and so on), one of your places rises against you: the game shows e.g. </w:t>
       </w:r>
       <w:r>
         <w:rPr>
@@ -5779,7 +5779,7 @@
         <w:rPr>
           <w:lang w:val="en-GB"/>
         </w:rPr>
-        <w:t xml:space="preserve"> After ENTER the whole opening of Bach’s Toccata plays.</w:t>
+        <w:t xml:space="preserve"> The second message appears by itself while the whole opening of Bach’s Toccata plays; then the display is cleared and the game ends.</w:t>
       </w:r>
     </w:p>
     <w:p>
@@ -5838,7 +5838,7 @@
         <w:rPr>
           <w:lang w:val="en-GB"/>
         </w:rPr>
-        <w:t>You do not need one weapon for every militant: your weapons strike in every round. But the longer a fight lasts, the more people you lose, and if you lose them all, the game is over.</w:t>
+        <w:t>Your weapons strike in every round, but at most a third of the militants fall in one strike: more weapons than that are wasted. The longer a fight lasts, the more people you lose, and if you lose them all, the game is over. As a rough guide, take about one cross for every militant, and have people (anticlericals, mercenaries and jihadists together) numbering about two fifths of the militants.</w:t>
       </w:r>
     </w:p>
     <w:p>
@@ -5911,7 +5911,7 @@
         <w:rPr>
           <w:lang w:val="en-GB"/>
         </w:rPr>
-        <w:t>Mercenaries are cheap insurance: they do not kill anyone, but with a few of them you can take fewer weapons into a fight. Too many of them only waste your gold.</w:t>
+        <w:t>Mercenaries are cheap shields: they do not kill anyone, but every fight lasts at least three strikes, and after each of them the militants strike back. Take enough people into every fight, or buy mercenaries before it.</w:t>
       </w:r>
     </w:p>
     <w:p>

--- a/instructions_v1.6.docx
+++ b/instructions_v1.6.docx
@@ -319,7 +319,7 @@
         <w:rPr>
           <w:lang w:val="en-GB"/>
         </w:rPr>
-        <w:t xml:space="preserve"> with a RAM module (CE-151 or larger). The recording holds the program without its REM lines (5537 bytes); with its variables it needs about 5.9 KB of memory, so it does not fit into a PC-1500 or PC-2 without a module.</w:t>
+        <w:t xml:space="preserve"> with a RAM module (CE-151 or larger). The recording holds the program without its REM lines (5514 bytes); with its variables it needs about 5.9 KB of memory, so it does not fit into a PC-1500 or PC-2 without a module.</w:t>
       </w:r>
     </w:p>
     <w:p>
@@ -4118,7 +4118,7 @@
         <w:rPr>
           <w:lang w:val="en-GB"/>
         </w:rPr>
-        <w:t xml:space="preserve"> at Lourdes. Every place has its own treasure; it is a trophy and does not change your resources.</w:t>
+        <w:t xml:space="preserve"> at Lourdes. Every place has its own treasure; it is a trophy and does not change your resources. You get it only the first time you conquer the place: when you win back a place that broke free, this screen is left out.</w:t>
       </w:r>
     </w:p>
     <w:p>
@@ -4330,7 +4330,7 @@
         <w:rPr>
           <w:lang w:val="en-GB"/>
         </w:rPr>
-        <w:t xml:space="preserve">Once you have conquered Avila (place 5) or a higher place, the Cathodics start to fight back. From time to time, on the way back to the main menu (after a fight, after shopping and so on), one of your places rises against you: the game shows e.g. </w:t>
+        <w:t xml:space="preserve">Once you have conquered Loreto (place 6) or a higher place, the Cathodics start to fight back. From time to time, on the way back to the main menu (after a fight, after shopping and so on), one of your places rises against you: the game shows e.g. </w:t>
       </w:r>
       <w:r>
         <w:rPr>

--- a/instructions_v1.6.docx
+++ b/instructions_v1.6.docx
@@ -3635,7 +3635,7 @@
           <w:rFonts w:ascii="Courier New" w:eastAsia="Courier New" w:hAnsi="Courier New" w:cs="Courier New"/>
           <w:lang w:val="en-GB"/>
         </w:rPr>
-        <w:t>HOW MANY CROSSES?</w:t>
+        <w:t>HOW MANY INV.CROSSES?</w:t>
       </w:r>
       <w:r>
         <w:rPr>
@@ -3674,7 +3674,7 @@
           <w:rFonts w:ascii="Courier New" w:eastAsia="Courier New" w:hAnsi="Courier New" w:cs="Courier New"/>
           <w:lang w:val="en-GB"/>
         </w:rPr>
-        <w:t>NO WEAPONS: NO CHANCE!</w:t>
+        <w:t>NO WEAPONS!</w:t>
       </w:r>
       <w:r>
         <w:rPr>
@@ -3700,7 +3700,7 @@
           <w:rFonts w:ascii="Courier New" w:eastAsia="Courier New" w:hAnsi="Courier New" w:cs="Courier New"/>
           <w:lang w:val="en-GB"/>
         </w:rPr>
-        <w:t>ENTER=FIGHT  3=RETREAT</w:t>
+        <w:t>ENTER=FIGHT 3=RETREAT</w:t>
       </w:r>
       <w:r>
         <w:rPr>
@@ -3949,7 +3949,7 @@
           <w:rFonts w:ascii="Courier New" w:eastAsia="Courier New" w:hAnsi="Courier New" w:cs="Courier New"/>
           <w:lang w:val="en-GB"/>
         </w:rPr>
-        <w:t>Hurling inv. crosses!</w:t>
+        <w:t>&gt;&gt; Hurling inv. crosses!</w:t>
       </w:r>
       <w:r>
         <w:rPr>
@@ -3962,7 +3962,7 @@
           <w:rFonts w:ascii="Courier New" w:eastAsia="Courier New" w:hAnsi="Courier New" w:cs="Courier New"/>
           <w:lang w:val="en-GB"/>
         </w:rPr>
-        <w:t>Spewing brimstones!</w:t>
+        <w:t>&gt;&gt; Spewing brimstones!</w:t>
       </w:r>
       <w:r>
         <w:rPr>

--- a/instructions_v1.6.docx
+++ b/instructions_v1.6.docx
@@ -319,7 +319,7 @@
         <w:rPr>
           <w:lang w:val="en-GB"/>
         </w:rPr>
-        <w:t xml:space="preserve"> with a RAM module (CE-151 or larger). The recording holds the program without its REM lines (5514 bytes); with its variables it needs about 5.9 KB of memory, so it does not fit into a PC-1500 or PC-2 without a module.</w:t>
+        <w:t xml:space="preserve"> with a RAM module (CE-151 or larger). The recording holds the program without its REM lines (5508 bytes); with its variables it needs about 5.9 KB of memory, so it does not fit into a PC-1500 or PC-2 without a module.</w:t>
       </w:r>
     </w:p>
     <w:p>
@@ -612,7 +612,7 @@
           <w:rFonts w:ascii="Courier New" w:eastAsia="Courier New" w:hAnsi="Courier New" w:cs="Courier New"/>
           <w:lang w:val="en-GB"/>
         </w:rPr>
-        <w:t>FIGHT/BUY/SELL/RES/END?</w:t>
+        <w:t>FIGHT/BUY/SELL/RESOUR/END?</w:t>
       </w:r>
     </w:p>
     <w:p>
@@ -3648,7 +3648,7 @@
           <w:rFonts w:ascii="Courier New" w:eastAsia="Courier New" w:hAnsi="Courier New" w:cs="Courier New"/>
           <w:lang w:val="en-GB"/>
         </w:rPr>
-        <w:t>HOW MANY BRIMSTONES?</w:t>
+        <w:t>BRIMSTONES?</w:t>
       </w:r>
       <w:r>
         <w:rPr>
@@ -3949,7 +3949,7 @@
           <w:rFonts w:ascii="Courier New" w:eastAsia="Courier New" w:hAnsi="Courier New" w:cs="Courier New"/>
           <w:lang w:val="en-GB"/>
         </w:rPr>
-        <w:t>&gt;&gt; Hurling inv. crosses!</w:t>
+        <w:t>Merc. hurl inv. crosses!</w:t>
       </w:r>
       <w:r>
         <w:rPr>
@@ -3962,7 +3962,7 @@
           <w:rFonts w:ascii="Courier New" w:eastAsia="Courier New" w:hAnsi="Courier New" w:cs="Courier New"/>
           <w:lang w:val="en-GB"/>
         </w:rPr>
-        <w:t>&gt;&gt; Spewing brimstones!</w:t>
+        <w:t>Satanists spew brimstones!</w:t>
       </w:r>
       <w:r>
         <w:rPr>
@@ -4257,7 +4257,7 @@
           <w:rFonts w:ascii="Courier New" w:eastAsia="Courier New" w:hAnsi="Courier New" w:cs="Courier New"/>
           <w:lang w:val="en-GB"/>
         </w:rPr>
-        <w:t>NO PEOPLE LEFT!</w:t>
+        <w:t>NO ONE LEFT!</w:t>
       </w:r>
       <w:r>
         <w:rPr>
@@ -5687,7 +5687,7 @@
           <w:rFonts w:ascii="Courier New" w:eastAsia="Courier New" w:hAnsi="Courier New" w:cs="Courier New"/>
           <w:lang w:val="en-GB"/>
         </w:rPr>
-        <w:t>QUIT GAME (Y/N)?</w:t>
+        <w:t>QUIT (Y/N)?</w:t>
       </w:r>
       <w:r>
         <w:rPr>
@@ -5754,7 +5754,7 @@
           <w:rFonts w:ascii="Courier New" w:eastAsia="Courier New" w:hAnsi="Courier New" w:cs="Courier New"/>
           <w:lang w:val="en-GB"/>
         </w:rPr>
-        <w:t>ALL PLACES ARE YOURS!</w:t>
+        <w:t>ALL BASTIONS ARE YOURS!</w:t>
       </w:r>
       <w:r>
         <w:rPr>
